--- a/paper/proof/manuscript.v7-corrected.docx
+++ b/paper/proof/manuscript.v7-corrected.docx
@@ -374,7 +374,44 @@
           <w:lang w:val="en-GB"/>
           <w14:ligatures w14:val="standardContextual"/>
         </w:rPr>
-        <w:t>the modulation transfer function, the noise power spectrum, the noise-equivalent quanta and model observers</w:t>
+        <w:t xml:space="preserve">the modulation transfer function, </w:t>
+      </w:r>
+      <w:ins w:id="0" w:author="Shuji Yamamoto" w:date="2026-09-11T17:38:00Z" w16du:dateUtc="2026-09-11T08:38:00Z">
+        <w:r>
+          <w:rPr>
+            <w:rFonts w:ascii="Palatino Linotype" w:hAnsi="Palatino Linotype" w:cs="Times New Roman"/>
+            <w:snapToGrid w:val="0"/>
+            <w:sz w:val="20"/>
+            <w:szCs w:val="20"/>
+            <w:lang w:val="en-GB"/>
+            <w14:ligatures w14:val="standardContextual"/>
+          </w:rPr>
+          <w:t>the noise power spectrum (NPS), the noise-equivalent quanta</w:t>
+        </w:r>
+      </w:ins>
+      <w:del w:id="1" w:author="Shuji Yamamoto" w:date="2026-09-11T17:38:00Z" w16du:dateUtc="2026-09-11T08:38:00Z">
+        <w:r>
+          <w:rPr>
+            <w:rFonts w:ascii="Palatino Linotype" w:hAnsi="Palatino Linotype" w:cs="Times New Roman"/>
+            <w:snapToGrid w:val="0"/>
+            <w:sz w:val="20"/>
+            <w:szCs w:val="20"/>
+            <w:lang w:val="en-GB"/>
+            <w14:ligatures w14:val="standardContextual"/>
+          </w:rPr>
+          <w:delText>the noise power spectrum, the noise-equivalent quanta</w:delText>
+        </w:r>
+      </w:del>
+      <w:r>
+        <w:rPr>
+          <w:rFonts w:ascii="Palatino Linotype" w:hAnsi="Palatino Linotype" w:cs="Times New Roman"/>
+          <w:snapToGrid w:val="0"/>
+          <w:sz w:val="20"/>
+          <w:szCs w:val="20"/>
+          <w:lang w:val="en-GB"/>
+          <w14:ligatures w14:val="standardContextual"/>
+        </w:rPr>
+        <w:t xml:space="preserve"> and model observers</w:t>
       </w:r>
       <w:r>
         <w:rPr>
@@ -496,7 +533,44 @@
           <w:lang w:val="en-GB"/>
           <w14:ligatures w14:val="standardContextual"/>
         </w:rPr>
-        <w:t xml:space="preserve"> reached 90%. Run unmodified on measured ACR phantom projections across seven reconstruction kernels, the three identities that can be evaluated without ground truth transferred intact</w:t>
+        <w:t xml:space="preserve"> reached 90%. Run unmodified on </w:t>
+      </w:r>
+      <w:ins w:id="2" w:author="Shuji Yamamoto" w:date="2026-09-11T17:38:00Z" w16du:dateUtc="2026-09-11T08:38:00Z">
+        <w:r>
+          <w:rPr>
+            <w:rFonts w:ascii="Palatino Linotype" w:hAnsi="Palatino Linotype" w:cs="Times New Roman"/>
+            <w:snapToGrid w:val="0"/>
+            <w:sz w:val="20"/>
+            <w:szCs w:val="20"/>
+            <w:lang w:val="en-GB"/>
+            <w14:ligatures w14:val="standardContextual"/>
+          </w:rPr>
+          <w:t>measured American College of Radiology (ACR) phantom projections across seven</w:t>
+        </w:r>
+      </w:ins>
+      <w:del w:id="3" w:author="Shuji Yamamoto" w:date="2026-09-11T17:38:00Z" w16du:dateUtc="2026-09-11T08:38:00Z">
+        <w:r>
+          <w:rPr>
+            <w:rFonts w:ascii="Palatino Linotype" w:hAnsi="Palatino Linotype" w:cs="Times New Roman"/>
+            <w:snapToGrid w:val="0"/>
+            <w:sz w:val="20"/>
+            <w:szCs w:val="20"/>
+            <w:lang w:val="en-GB"/>
+            <w14:ligatures w14:val="standardContextual"/>
+          </w:rPr>
+          <w:delText>measured ACR phantom projections across seven</w:delText>
+        </w:r>
+      </w:del>
+      <w:r>
+        <w:rPr>
+          <w:rFonts w:ascii="Palatino Linotype" w:hAnsi="Palatino Linotype" w:cs="Times New Roman"/>
+          <w:snapToGrid w:val="0"/>
+          <w:sz w:val="20"/>
+          <w:szCs w:val="20"/>
+          <w:lang w:val="en-GB"/>
+          <w14:ligatures w14:val="standardContextual"/>
+        </w:rPr>
+        <w:t xml:space="preserve"> reconstruction kernels, the three identities that can be evaluated without ground truth transferred intact</w:t>
       </w:r>
       <w:r>
         <w:rPr>
@@ -771,7 +845,118 @@
           <w:lang w:val="en-GB"/>
           <w14:ligatures w14:val="standardContextual"/>
         </w:rPr>
-        <w:t xml:space="preserve">is the accepted framework for evaluating medical imaging systems [1,2]. Its physical ingredients are individually standardised: the modulation transfer function (MTF), classically measured from a slanted edge by the presampled-MTF method formalised in ISO 12233 [3], and the noise power spectrum (NPS) and detective-quantum-efficiency formalism standardised for digital X-ray detectors in IEC 62220-1 [4]. Its observer theory is mature [1,5,7,8], its relation to dose and patient risk has been set out in detail [11], its practice from physical measurement through to model observers has been reviewed for CT [12], and its use in computed tomography has been consolidated in AAPM Task Group 233 [9]. The quantity tying the physics to the task is the noise-equivalent quanta, </w:t>
+        <w:t xml:space="preserve">is the accepted framework for evaluating medical imaging systems [1,2]. Its physical ingredients are individually standardised: the modulation transfer function (MTF), classically measured from a slanted edge by the presampled-MTF method </w:t>
+      </w:r>
+      <w:ins w:id="4" w:author="Shuji Yamamoto" w:date="2026-09-11T17:38:00Z" w16du:dateUtc="2026-09-11T08:38:00Z">
+        <w:r>
+          <w:rPr>
+            <w:rFonts w:ascii="Palatino Linotype" w:hAnsi="Palatino Linotype" w:cs="Times New Roman"/>
+            <w:snapToGrid w:val="0"/>
+            <w:sz w:val="20"/>
+            <w:szCs w:val="20"/>
+            <w:lang w:val="en-GB"/>
+            <w14:ligatures w14:val="standardContextual"/>
+          </w:rPr>
+          <w:t>formalised by the International Organization for Standardization (ISO) in ISO 12233</w:t>
+        </w:r>
+      </w:ins>
+      <w:del w:id="5" w:author="Shuji Yamamoto" w:date="2026-09-11T17:38:00Z" w16du:dateUtc="2026-09-11T08:38:00Z">
+        <w:r>
+          <w:rPr>
+            <w:rFonts w:ascii="Palatino Linotype" w:hAnsi="Palatino Linotype" w:cs="Times New Roman"/>
+            <w:snapToGrid w:val="0"/>
+            <w:sz w:val="20"/>
+            <w:szCs w:val="20"/>
+            <w:lang w:val="en-GB"/>
+            <w14:ligatures w14:val="standardContextual"/>
+          </w:rPr>
+          <w:delText>formalised in ISO 12233</w:delText>
+        </w:r>
+      </w:del>
+      <w:r>
+        <w:rPr>
+          <w:rFonts w:ascii="Palatino Linotype" w:hAnsi="Palatino Linotype" w:cs="Times New Roman"/>
+          <w:snapToGrid w:val="0"/>
+          <w:sz w:val="20"/>
+          <w:szCs w:val="20"/>
+          <w:lang w:val="en-GB"/>
+          <w14:ligatures w14:val="standardContextual"/>
+        </w:rPr>
+        <w:t xml:space="preserve"> [3], and the noise power spectrum (NPS) and detective-quantum-efficiency formalism </w:t>
+      </w:r>
+      <w:ins w:id="6" w:author="Shuji Yamamoto" w:date="2026-09-11T17:38:00Z" w16du:dateUtc="2026-09-11T08:38:00Z">
+        <w:r>
+          <w:rPr>
+            <w:rFonts w:ascii="Palatino Linotype" w:hAnsi="Palatino Linotype" w:cs="Times New Roman"/>
+            <w:snapToGrid w:val="0"/>
+            <w:sz w:val="20"/>
+            <w:szCs w:val="20"/>
+            <w:lang w:val="en-GB"/>
+            <w14:ligatures w14:val="standardContextual"/>
+          </w:rPr>
+          <w:t>standardised for digital X-ray detectors by the International Electrotechnical Commission (IEC) in IEC 62220-1</w:t>
+        </w:r>
+      </w:ins>
+      <w:del w:id="7" w:author="Shuji Yamamoto" w:date="2026-09-11T17:38:00Z" w16du:dateUtc="2026-09-11T08:38:00Z">
+        <w:r>
+          <w:rPr>
+            <w:rFonts w:ascii="Palatino Linotype" w:hAnsi="Palatino Linotype" w:cs="Times New Roman"/>
+            <w:snapToGrid w:val="0"/>
+            <w:sz w:val="20"/>
+            <w:szCs w:val="20"/>
+            <w:lang w:val="en-GB"/>
+            <w14:ligatures w14:val="standardContextual"/>
+          </w:rPr>
+          <w:delText>standardised for digital X-ray detectors in IEC 62220-1</w:delText>
+        </w:r>
+      </w:del>
+      <w:r>
+        <w:rPr>
+          <w:rFonts w:ascii="Palatino Linotype" w:hAnsi="Palatino Linotype" w:cs="Times New Roman"/>
+          <w:snapToGrid w:val="0"/>
+          <w:sz w:val="20"/>
+          <w:szCs w:val="20"/>
+          <w:lang w:val="en-GB"/>
+          <w14:ligatures w14:val="standardContextual"/>
+        </w:rPr>
+        <w:t xml:space="preserve"> [4]. Its observer theory is mature [1,5,7,8], its relation to dose and patient risk has been set out in detail [11], its practice from physical measurement through to model observers has been </w:t>
+      </w:r>
+      <w:ins w:id="8" w:author="Shuji Yamamoto" w:date="2026-09-11T17:38:00Z" w16du:dateUtc="2026-09-11T08:38:00Z">
+        <w:r>
+          <w:rPr>
+            <w:rFonts w:ascii="Palatino Linotype" w:hAnsi="Palatino Linotype" w:cs="Times New Roman"/>
+            <w:snapToGrid w:val="0"/>
+            <w:sz w:val="20"/>
+            <w:szCs w:val="20"/>
+            <w:lang w:val="en-GB"/>
+            <w14:ligatures w14:val="standardContextual"/>
+          </w:rPr>
+          <w:t>reviewed for computed tomography (CT) [12], and its use in CT has been consolidated in American Association of Physicists in Medicine (AAPM) Task Group 233</w:t>
+        </w:r>
+      </w:ins>
+      <w:del w:id="9" w:author="Shuji Yamamoto" w:date="2026-09-11T17:38:00Z" w16du:dateUtc="2026-09-11T08:38:00Z">
+        <w:r>
+          <w:rPr>
+            <w:rFonts w:ascii="Palatino Linotype" w:hAnsi="Palatino Linotype" w:cs="Times New Roman"/>
+            <w:snapToGrid w:val="0"/>
+            <w:sz w:val="20"/>
+            <w:szCs w:val="20"/>
+            <w:lang w:val="en-GB"/>
+            <w14:ligatures w14:val="standardContextual"/>
+          </w:rPr>
+          <w:delText>reviewed for CT [12], and its use in computed tomography has been consolidated in AAPM Task Group 233</w:delText>
+        </w:r>
+      </w:del>
+      <w:r>
+        <w:rPr>
+          <w:rFonts w:ascii="Palatino Linotype" w:hAnsi="Palatino Linotype" w:cs="Times New Roman"/>
+          <w:snapToGrid w:val="0"/>
+          <w:sz w:val="20"/>
+          <w:szCs w:val="20"/>
+          <w:lang w:val="en-GB"/>
+          <w14:ligatures w14:val="standardContextual"/>
+        </w:rPr>
+        <w:t xml:space="preserve"> [9]. The quantity tying the physics to the task is the noise-equivalent quanta, </w:t>
       </w:r>
       <m:oMath>
         <m:r>
@@ -2807,7 +2992,44 @@
           <w:lang w:val="en-GB"/>
           <w14:ligatures w14:val="standardContextual"/>
         </w:rPr>
-        <w:t>, the area under the ROC curve computed distribution-free from the Mann–Whitney statistic, and two-alternative-forced-choice percent correct.</w:t>
+        <w:t xml:space="preserve">, </w:t>
+      </w:r>
+      <w:ins w:id="10" w:author="Shuji Yamamoto" w:date="2026-09-11T17:38:00Z" w16du:dateUtc="2026-09-11T08:38:00Z">
+        <w:r>
+          <w:rPr>
+            <w:rFonts w:ascii="Palatino Linotype" w:hAnsi="Palatino Linotype" w:cs="Times New Roman"/>
+            <w:snapToGrid w:val="0"/>
+            <w:sz w:val="20"/>
+            <w:szCs w:val="20"/>
+            <w:lang w:val="en-GB"/>
+            <w14:ligatures w14:val="standardContextual"/>
+          </w:rPr>
+          <w:t>the area under the receiver operating characteristic (ROC) curve</w:t>
+        </w:r>
+      </w:ins>
+      <w:del w:id="11" w:author="Shuji Yamamoto" w:date="2026-09-11T17:38:00Z" w16du:dateUtc="2026-09-11T08:38:00Z">
+        <w:r>
+          <w:rPr>
+            <w:rFonts w:ascii="Palatino Linotype" w:hAnsi="Palatino Linotype" w:cs="Times New Roman"/>
+            <w:snapToGrid w:val="0"/>
+            <w:sz w:val="20"/>
+            <w:szCs w:val="20"/>
+            <w:lang w:val="en-GB"/>
+            <w14:ligatures w14:val="standardContextual"/>
+          </w:rPr>
+          <w:delText>the area under the ROC curve</w:delText>
+        </w:r>
+      </w:del>
+      <w:r>
+        <w:rPr>
+          <w:rFonts w:ascii="Palatino Linotype" w:hAnsi="Palatino Linotype" w:cs="Times New Roman"/>
+          <w:snapToGrid w:val="0"/>
+          <w:sz w:val="20"/>
+          <w:szCs w:val="20"/>
+          <w:lang w:val="en-GB"/>
+          <w14:ligatures w14:val="standardContextual"/>
+        </w:rPr>
+        <w:t xml:space="preserve"> computed distribution-free from the Mann–Whitney statistic, and two-alternative-forced-choice percent correct.</w:t>
       </w:r>
     </w:p>
     <w:p>
@@ -5865,15 +6087,7 @@
                     <w:sz w:val="20"/>
                     <w:lang w:val="en-GB"/>
                   </w:rPr>
-                  <m:t>df</m:t>
-                </m:r>
-                <m:r>
-                  <w:rPr>
-                    <w:rFonts w:ascii="Cambria Math" w:hAnsi="Cambria Math"/>
-                    <w:sz w:val="20"/>
-                    <w:lang w:val="en-GB"/>
-                  </w:rPr>
-                  <m:t xml:space="preserve">   </m:t>
+                  <m:t xml:space="preserve">df   </m:t>
                 </m:r>
                 <m:r>
                   <m:rPr>
@@ -6668,7 +6882,63 @@
           <w:lang w:val="en-GB"/>
           <w14:ligatures w14:val="standardContextual"/>
         </w:rPr>
-        <w:t xml:space="preserve">that share no code path but are, under the discrete conventions used here, the same integral rearranged. It is therefore an exact identity rather than an approximation and holds to zero on the reference pipeline. It is only an identity when both routes use the same noise model; comparing routes that disagree about the noise tests nothing but that disagreement. Second, dynamic_range excludes the DC bin. Subtracting the mean from each region of interest sets the zero-frequency component to zero up to rounding, so the DC bin holds a value of order </w:t>
+        <w:t xml:space="preserve">that share no code path but are, under the discrete conventions used here, the same integral rearranged. It is therefore an exact identity rather than an approximation and holds to zero on the reference pipeline. It is only an identity when both routes use the same noise model; comparing routes that disagree about the noise tests nothing but that disagreement. Second, dynamic_range </w:t>
+      </w:r>
+      <w:ins w:id="12" w:author="Shuji Yamamoto" w:date="2026-09-11T17:38:00Z" w16du:dateUtc="2026-09-11T08:38:00Z">
+        <w:r>
+          <w:rPr>
+            <w:snapToGrid w:val="0"/>
+            <w:lang w:val="en-GB"/>
+            <w14:ligatures w14:val="standardContextual"/>
+          </w:rPr>
+          <w:t>excludes the zero-frequency (DC) bin</w:t>
+        </w:r>
+      </w:ins>
+      <w:del w:id="13" w:author="Shuji Yamamoto" w:date="2026-09-11T17:38:00Z" w16du:dateUtc="2026-09-11T08:38:00Z">
+        <w:r>
+          <w:rPr>
+            <w:snapToGrid w:val="0"/>
+            <w:lang w:val="en-GB"/>
+            <w14:ligatures w14:val="standardContextual"/>
+          </w:rPr>
+          <w:delText>excludes the DC bin</w:delText>
+        </w:r>
+      </w:del>
+      <w:r>
+        <w:rPr>
+          <w:snapToGrid w:val="0"/>
+          <w:lang w:val="en-GB"/>
+          <w14:ligatures w14:val="standardContextual"/>
+        </w:rPr>
+        <w:t xml:space="preserve">. </w:t>
+      </w:r>
+      <w:ins w:id="14" w:author="Shuji Yamamoto" w:date="2026-09-11T17:38:00Z" w16du:dateUtc="2026-09-11T08:38:00Z">
+        <w:r>
+          <w:rPr>
+            <w:snapToGrid w:val="0"/>
+            <w:lang w:val="en-GB"/>
+            <w14:ligatures w14:val="standardContextual"/>
+          </w:rPr>
+          <w:t>Subtracting the mean from each region of interest (ROI) sets</w:t>
+        </w:r>
+      </w:ins>
+      <w:del w:id="15" w:author="Shuji Yamamoto" w:date="2026-09-11T17:38:00Z" w16du:dateUtc="2026-09-11T08:38:00Z">
+        <w:r>
+          <w:rPr>
+            <w:snapToGrid w:val="0"/>
+            <w:lang w:val="en-GB"/>
+            <w14:ligatures w14:val="standardContextual"/>
+          </w:rPr>
+          <w:delText>Subtracting the mean from each region of interest sets</w:delText>
+        </w:r>
+      </w:del>
+      <w:r>
+        <w:rPr>
+          <w:snapToGrid w:val="0"/>
+          <w:lang w:val="en-GB"/>
+          <w14:ligatures w14:val="standardContextual"/>
+        </w:rPr>
+        <w:t xml:space="preserve"> the zero-frequency component to zero up to rounding, so the DC bin holds a value of order </w:t>
       </w:r>
       <m:oMath>
         <m:sSup>
@@ -7575,8 +7845,8 @@
           <w:lang w:val="en-GB"/>
         </w:rPr>
       </w:pPr>
-      <w:commentRangeStart w:id="0"/>
-      <w:ins w:id="1" w:author="Shuji Yamamoto" w:date="2026-09-11T17:21:00Z" w16du:dateUtc="2026-09-11T08:21:00Z">
+      <w:commentRangeStart w:id="16"/>
+      <w:ins w:id="17" w:author="Shuji Yamamoto" w:date="2026-09-11T17:21:00Z" w16du:dateUtc="2026-09-11T08:21:00Z">
         <w:r>
           <w:rPr>
             <w:rStyle w:val="VerbatimChar"/>
@@ -7593,7 +7863,7 @@
           <w:t>disk</w:t>
         </w:r>
       </w:ins>
-      <w:commentRangeEnd w:id="0"/>
+      <w:commentRangeEnd w:id="16"/>
       <w:r>
         <w:rPr>
           <w:rStyle w:val="af0"/>
@@ -7606,9 +7876,9 @@
           <w:u w:color="EEB1D5"/>
           <w:lang w:val="en-GB"/>
         </w:rPr>
-        <w:commentReference w:id="0"/>
-      </w:r>
-      <w:del w:id="2" w:author="Shuji Yamamoto" w:date="2026-09-11T17:21:00Z" w16du:dateUtc="2026-09-11T08:21:00Z">
+        <w:commentReference w:id="16"/>
+      </w:r>
+      <w:del w:id="18" w:author="Shuji Yamamoto" w:date="2026-09-11T17:21:00Z" w16du:dateUtc="2026-09-11T08:21:00Z">
         <w:r>
           <w:rPr>
             <w:rStyle w:val="VerbatimChar"/>
@@ -9412,7 +9682,7 @@
                 <w:lang w:val="en-GB"/>
               </w:rPr>
             </w:pPr>
-            <w:ins w:id="3" w:author="Shuji Yamamoto" w:date="2026-09-11T17:21:00Z" w16du:dateUtc="2026-09-11T08:21:00Z">
+            <w:ins w:id="19" w:author="Shuji Yamamoto" w:date="2026-09-11T17:21:00Z" w16du:dateUtc="2026-09-11T08:21:00Z">
               <w:r>
                 <w:rPr>
                   <w:rStyle w:val="VerbatimChar"/>
@@ -9425,7 +9695,7 @@
                 <w:t>disk</w:t>
               </w:r>
             </w:ins>
-            <w:del w:id="4" w:author="Shuji Yamamoto" w:date="2026-09-11T17:21:00Z" w16du:dateUtc="2026-09-11T08:21:00Z">
+            <w:del w:id="20" w:author="Shuji Yamamoto" w:date="2026-09-11T17:21:00Z" w16du:dateUtc="2026-09-11T08:21:00Z">
               <w:r>
                 <w:rPr>
                   <w:rStyle w:val="VerbatimChar"/>
@@ -9890,7 +10160,44 @@
           <w:lang w:val="en-GB"/>
           <w14:ligatures w14:val="standardContextual"/>
         </w:rPr>
-        <w:t>To establish that the chain behaves as required outside a synthetic model, the same code was run on measured ACR phantom projections from LDCT-and-Projection-data [10]. The ACR accreditation phantom is an established vehicle for measuring MTF and NPS on a clinical scanner [16], which is why it was chosen (The Cancer Imaging Archive, CC BY 4.0). Nothing about the acquisition is simulated: one set of measured projections was reconstructed seven times with progressively stronger apodisation</w:t>
+        <w:t xml:space="preserve">To establish that the chain behaves as required outside a synthetic model, the same code was </w:t>
+      </w:r>
+      <w:ins w:id="21" w:author="Shuji Yamamoto" w:date="2026-09-11T17:38:00Z" w16du:dateUtc="2026-09-11T08:38:00Z">
+        <w:r>
+          <w:rPr>
+            <w:rFonts w:ascii="Palatino Linotype" w:hAnsi="Palatino Linotype" w:cs="Times New Roman"/>
+            <w:snapToGrid w:val="0"/>
+            <w:sz w:val="20"/>
+            <w:szCs w:val="20"/>
+            <w:lang w:val="en-GB"/>
+            <w14:ligatures w14:val="standardContextual"/>
+          </w:rPr>
+          <w:t>run on measured American College of Radiology (ACR) phantom projections from</w:t>
+        </w:r>
+      </w:ins>
+      <w:del w:id="22" w:author="Shuji Yamamoto" w:date="2026-09-11T17:38:00Z" w16du:dateUtc="2026-09-11T08:38:00Z">
+        <w:r>
+          <w:rPr>
+            <w:rFonts w:ascii="Palatino Linotype" w:hAnsi="Palatino Linotype" w:cs="Times New Roman"/>
+            <w:snapToGrid w:val="0"/>
+            <w:sz w:val="20"/>
+            <w:szCs w:val="20"/>
+            <w:lang w:val="en-GB"/>
+            <w14:ligatures w14:val="standardContextual"/>
+          </w:rPr>
+          <w:delText>run on measured ACR phantom projections from</w:delText>
+        </w:r>
+      </w:del>
+      <w:r>
+        <w:rPr>
+          <w:rFonts w:ascii="Palatino Linotype" w:hAnsi="Palatino Linotype" w:cs="Times New Roman"/>
+          <w:snapToGrid w:val="0"/>
+          <w:sz w:val="20"/>
+          <w:szCs w:val="20"/>
+          <w:lang w:val="en-GB"/>
+          <w14:ligatures w14:val="standardContextual"/>
+        </w:rPr>
+        <w:t xml:space="preserve"> LDCT-and-Projection-data [10]. The ACR accreditation phantom is an established vehicle for measuring MTF and NPS on a clinical scanner [16], which is why it was chosen (The Cancer Imaging Archive, CC BY 4.0). Nothing about the acquisition is simulated: one set of measured projections was reconstructed seven times with progressively stronger apodisation</w:t>
       </w:r>
       <w:r>
         <w:rPr>
@@ -10003,7 +10310,44 @@
           <w:lang w:val="en-GB"/>
           <w14:ligatures w14:val="standardContextual"/>
         </w:rPr>
-        <w:t>The estimators, the phantoms and the observers are taskiq-core, a pure-Python package depending only on NumPy and SciPy, with Matplotlib for figures. It contains no DICOM handling and no patient data by design, which is what allows every quantity in it to be checked against a closed form. The MTF, NPS, NEQ and observer routines are the ones named in Section 2.2; the injection study is a single script, paper/make_injection_study.py, that imports them unmodified and applies each defect through the severity dial rather than by editing the library. Reconstruction from real projection data is not in that package but in ldct-io, for the same reason: the archive, its private tags and its geometry have no business inside a library whose correctness is established analytically. The test suite runs on Python 3.10 to 3.12 in continuous integration, and asserts the identities of Section 4.2 on the correct pipeline as well as the study</w:t>
+        <w:t xml:space="preserve">The estimators, the phantoms and the observers are taskiq-core, a pure-Python package depending only on NumPy and SciPy, with Matplotlib for figures. </w:t>
+      </w:r>
+      <w:ins w:id="23" w:author="Shuji Yamamoto" w:date="2026-09-11T17:38:00Z" w16du:dateUtc="2026-09-11T08:38:00Z">
+        <w:r>
+          <w:rPr>
+            <w:rFonts w:ascii="Palatino Linotype" w:hAnsi="Palatino Linotype" w:cs="Times New Roman"/>
+            <w:snapToGrid w:val="0"/>
+            <w:sz w:val="20"/>
+            <w:szCs w:val="20"/>
+            <w:lang w:val="en-GB"/>
+            <w14:ligatures w14:val="standardContextual"/>
+          </w:rPr>
+          <w:t>It contains no Digital Imaging and Communications in Medicine (DICOM) handling</w:t>
+        </w:r>
+      </w:ins>
+      <w:del w:id="24" w:author="Shuji Yamamoto" w:date="2026-09-11T17:38:00Z" w16du:dateUtc="2026-09-11T08:38:00Z">
+        <w:r>
+          <w:rPr>
+            <w:rFonts w:ascii="Palatino Linotype" w:hAnsi="Palatino Linotype" w:cs="Times New Roman"/>
+            <w:snapToGrid w:val="0"/>
+            <w:sz w:val="20"/>
+            <w:szCs w:val="20"/>
+            <w:lang w:val="en-GB"/>
+            <w14:ligatures w14:val="standardContextual"/>
+          </w:rPr>
+          <w:delText>It contains no DICOM handling</w:delText>
+        </w:r>
+      </w:del>
+      <w:r>
+        <w:rPr>
+          <w:rFonts w:ascii="Palatino Linotype" w:hAnsi="Palatino Linotype" w:cs="Times New Roman"/>
+          <w:snapToGrid w:val="0"/>
+          <w:sz w:val="20"/>
+          <w:szCs w:val="20"/>
+          <w:lang w:val="en-GB"/>
+          <w14:ligatures w14:val="standardContextual"/>
+        </w:rPr>
+        <w:t xml:space="preserve"> and no patient data by design, which is what allows every quantity in it to be checked against a closed form. The MTF, NPS, NEQ and observer routines are the ones named in Section 2.2; the injection study is a single script, paper/make_injection_study.py, that imports them unmodified and applies each defect through the severity dial rather than by editing the library. Reconstruction from real projection data is not in that package but in ldct-io, for the same reason: the archive, its private tags and its geometry have no business inside a library whose correctness is established analytically. The test suite runs on Python 3.10 to 3.12 in continuous integration, and asserts the identities of Section 4.2 on the correct pipeline as well as the study</w:t>
       </w:r>
       <w:r>
         <w:rPr>
@@ -10064,8 +10408,26 @@
           <w:szCs w:val="20"/>
           <w:lang w:val="en-GB"/>
         </w:rPr>
-        <w:t>2.8. Use of Generative AI</w:t>
-      </w:r>
+        <w:t xml:space="preserve">2.8. </w:t>
+      </w:r>
+      <w:ins w:id="25" w:author="Shuji Yamamoto" w:date="2026-09-11T17:38:00Z" w16du:dateUtc="2026-09-11T08:38:00Z">
+        <w:r>
+          <w:rPr>
+            <w:szCs w:val="20"/>
+            <w:lang w:val="en-GB"/>
+          </w:rPr>
+          <w:t>Use of Generative Artificial Intelligence (AI)</w:t>
+        </w:r>
+      </w:ins>
+      <w:del w:id="26" w:author="Shuji Yamamoto" w:date="2026-09-11T17:38:00Z" w16du:dateUtc="2026-09-11T08:38:00Z">
+        <w:r>
+          <w:rPr>
+            <w:szCs w:val="20"/>
+            <w:lang w:val="en-GB"/>
+          </w:rPr>
+          <w:delText>Use of Generative AI</w:delText>
+        </w:r>
+      </w:del>
     </w:p>
     <w:p>
       <w:pPr>
@@ -12771,7 +13133,7 @@
         </w:rPr>
         <w:t xml:space="preserve">(Parseval), </w:t>
       </w:r>
-      <w:ins w:id="5" w:author="Shuji Yamamoto" w:date="2026-09-11T17:21:00Z" w16du:dateUtc="2026-09-11T08:21:00Z">
+      <w:ins w:id="27" w:author="Shuji Yamamoto" w:date="2026-09-11T17:21:00Z" w16du:dateUtc="2026-09-11T08:21:00Z">
         <w:r>
           <w:rPr>
             <w:rStyle w:val="VerbatimChar"/>
@@ -12786,7 +13148,7 @@
           <w:t>disk</w:t>
         </w:r>
       </w:ins>
-      <w:del w:id="6" w:author="Shuji Yamamoto" w:date="2026-09-11T17:21:00Z" w16du:dateUtc="2026-09-11T08:21:00Z">
+      <w:del w:id="28" w:author="Shuji Yamamoto" w:date="2026-09-11T17:21:00Z" w16du:dateUtc="2026-09-11T08:21:00Z">
         <w:r>
           <w:rPr>
             <w:rStyle w:val="VerbatimChar"/>
@@ -22036,8 +22398,8 @@
           <w:szCs w:val="24"/>
         </w:rPr>
       </w:pPr>
-      <w:bookmarkStart w:id="7" w:name="referenceBookmark"/>
-      <w:bookmarkEnd w:id="7"/>
+      <w:bookmarkStart w:id="29" w:name="referenceBookmark"/>
+      <w:bookmarkEnd w:id="29"/>
       <w:r>
         <w:rPr>
           <w:color w:val="auto"/>
@@ -22096,7 +22458,7 @@
       <w:r>
         <w:t xml:space="preserve">; Photography—Electronic Still Picture Imaging—Resolution and Spatial Frequency Responses. </w:t>
       </w:r>
-      <w:bookmarkStart w:id="8" w:name="OLE_LINK1"/>
+      <w:bookmarkStart w:id="30" w:name="OLE_LINK1"/>
       <w:r>
         <w:rPr>
           <w:color w:val="auto"/>
@@ -22122,15 +22484,15 @@
       <w:r>
         <w:t>ISO</w:t>
       </w:r>
-      <w:bookmarkEnd w:id="8"/>
+      <w:bookmarkEnd w:id="30"/>
       <w:r>
         <w:t xml:space="preserve">): Geneva, </w:t>
       </w:r>
-      <w:bookmarkStart w:id="9" w:name="OLE_LINK4"/>
+      <w:bookmarkStart w:id="31" w:name="OLE_LINK4"/>
       <w:r>
         <w:t>Switzerland</w:t>
       </w:r>
-      <w:bookmarkEnd w:id="9"/>
+      <w:bookmarkEnd w:id="31"/>
       <w:r>
         <w:t>, 2017.</w:t>
       </w:r>
@@ -22166,11 +22528,11 @@
       <w:r>
         <w:t xml:space="preserve">Myers, K.J.; Barrett, H.H. </w:t>
       </w:r>
-      <w:bookmarkStart w:id="10" w:name="OLE_LINK5"/>
+      <w:bookmarkStart w:id="32" w:name="OLE_LINK5"/>
       <w:r>
         <w:t>Addition of a channel mechanism to the ideal-observer model</w:t>
       </w:r>
-      <w:bookmarkEnd w:id="10"/>
+      <w:bookmarkEnd w:id="32"/>
       <w:r>
         <w:t xml:space="preserve">. </w:t>
       </w:r>
@@ -22246,11 +22608,11 @@
       <w:r>
         <w:t xml:space="preserve">Barrett, H.H.; Yao, J.; Rolland, J.P.; Myers, K.J. </w:t>
       </w:r>
-      <w:bookmarkStart w:id="11" w:name="OLE_LINK6"/>
+      <w:bookmarkStart w:id="33" w:name="OLE_LINK6"/>
       <w:r>
         <w:t>Model observers for assessment of image quality</w:t>
       </w:r>
-      <w:bookmarkEnd w:id="11"/>
+      <w:bookmarkEnd w:id="33"/>
       <w:r>
         <w:t xml:space="preserve">. </w:t>
       </w:r>
@@ -22323,11 +22685,11 @@
       <w:r>
         <w:t xml:space="preserve">Samei, E.; Bakalyar, D.; Boedeker, K.; Brady, S.; Fan, J.; Leng, S.; Myers, K.J.; Popescu, L.M.; Giraldo, J.C.R.; Ranallo, F.; et al. </w:t>
       </w:r>
-      <w:bookmarkStart w:id="12" w:name="OLE_LINK7"/>
+      <w:bookmarkStart w:id="34" w:name="OLE_LINK7"/>
       <w:r>
         <w:t>Performance evaluation of computed tomography systems: Summary of AAPM Task Group 233</w:t>
       </w:r>
-      <w:bookmarkEnd w:id="12"/>
+      <w:bookmarkEnd w:id="34"/>
       <w:r>
         <w:t xml:space="preserve">. </w:t>
       </w:r>
@@ -22366,19 +22728,19 @@
       <w:r>
         <w:t xml:space="preserve">Moen, T.R.; Chen, B.; Holmes, D.R., </w:t>
       </w:r>
-      <w:bookmarkStart w:id="13" w:name="OLE_LINK9"/>
+      <w:bookmarkStart w:id="35" w:name="OLE_LINK9"/>
       <w:r>
         <w:t>III</w:t>
       </w:r>
-      <w:bookmarkEnd w:id="13"/>
+      <w:bookmarkEnd w:id="35"/>
       <w:r>
         <w:t>; Duan, X.; Yu, Z.; Yu, L.; Leng, S.; McCollough, C.H.</w:t>
       </w:r>
-      <w:bookmarkStart w:id="14" w:name="OLE_LINK8"/>
+      <w:bookmarkStart w:id="36" w:name="OLE_LINK8"/>
       <w:r>
         <w:t xml:space="preserve"> Low-dose CT image and projection dataset</w:t>
       </w:r>
-      <w:bookmarkEnd w:id="14"/>
+      <w:bookmarkEnd w:id="36"/>
       <w:r>
         <w:t xml:space="preserve">. </w:t>
       </w:r>
@@ -22451,24 +22813,24 @@
       <w:r>
         <w:t xml:space="preserve">Verdun, F.R.; Racine, D.; Ott, J.G.; Tapiovaara, M.J.; Toroi, P.; </w:t>
       </w:r>
-      <w:bookmarkStart w:id="15" w:name="bau0035-profile"/>
+      <w:bookmarkStart w:id="37" w:name="bau0035-profile"/>
       <w:r>
         <w:t>Bochud, F.O.</w:t>
       </w:r>
-      <w:bookmarkStart w:id="16" w:name="bau0040-profile"/>
-      <w:bookmarkEnd w:id="15"/>
+      <w:bookmarkStart w:id="38" w:name="bau0040-profile"/>
+      <w:bookmarkEnd w:id="37"/>
       <w:r>
         <w:t>; Veldkamp, W.J.H.</w:t>
       </w:r>
-      <w:bookmarkEnd w:id="16"/>
+      <w:bookmarkEnd w:id="38"/>
       <w:r>
         <w:t>; Schegerer, A.; Bouwman, R.W.; Hernandez Giron, I.</w:t>
       </w:r>
-      <w:bookmarkStart w:id="17" w:name="bau0060-profile"/>
+      <w:bookmarkStart w:id="39" w:name="bau0060-profile"/>
       <w:r>
         <w:t>; et al.</w:t>
       </w:r>
-      <w:bookmarkEnd w:id="17"/>
+      <w:bookmarkEnd w:id="39"/>
       <w:r>
         <w:t xml:space="preserve"> Image quality in CT: From physical measurements to model observers. </w:t>
       </w:r>
@@ -22618,11 +22980,11 @@
       <w:r>
         <w:t xml:space="preserve">Friedman, S.N.; Fung, G.S.K.; Siewerdsen, J.H.; Tsui, B.M.W. </w:t>
       </w:r>
-      <w:bookmarkStart w:id="18" w:name="OLE_LINK10"/>
+      <w:bookmarkStart w:id="40" w:name="OLE_LINK10"/>
       <w:r>
         <w:t>A simple approach to measure computed tomography (CT) modulation transfer function (MTF) and noise-power spectrum (NPS) using the American College of Radiology (ACR) accreditation phantom</w:t>
       </w:r>
-      <w:bookmarkEnd w:id="18"/>
+      <w:bookmarkEnd w:id="40"/>
       <w:r>
         <w:t xml:space="preserve">. </w:t>
       </w:r>
@@ -22698,11 +23060,11 @@
       <w:r>
         <w:t xml:space="preserve">Claessen, K.; Hughes, J. </w:t>
       </w:r>
-      <w:bookmarkStart w:id="19" w:name="OLE_LINK11"/>
+      <w:bookmarkStart w:id="41" w:name="OLE_LINK11"/>
       <w:r>
         <w:t>QuickCheck: A lightweight tool for random testing of Haskell programs</w:t>
       </w:r>
-      <w:bookmarkEnd w:id="19"/>
+      <w:bookmarkEnd w:id="41"/>
       <w:r>
         <w:t xml:space="preserve">. In </w:t>
       </w:r>
@@ -22737,11 +23099,11 @@
       <w:r>
         <w:t xml:space="preserve">Chen, T.Y.; Kuo, F.C.; Liu, H.; Poon, P.; Towey, D.; Tse, T.H.; Zhou, Z. </w:t>
       </w:r>
-      <w:bookmarkStart w:id="20" w:name="OLE_LINK12"/>
+      <w:bookmarkStart w:id="42" w:name="OLE_LINK12"/>
       <w:r>
         <w:t>Metamorphic testing: A review of challenges and opportunities</w:t>
       </w:r>
-      <w:bookmarkEnd w:id="20"/>
+      <w:bookmarkEnd w:id="42"/>
       <w:r>
         <w:t xml:space="preserve">. </w:t>
       </w:r>
@@ -22794,11 +23156,11 @@
       <w:r>
         <w:t xml:space="preserve">; </w:t>
       </w:r>
-      <w:bookmarkStart w:id="21" w:name="OLE_LINK13"/>
+      <w:bookmarkStart w:id="43" w:name="OLE_LINK13"/>
       <w:r>
         <w:t>Cambridge University Press</w:t>
       </w:r>
-      <w:bookmarkEnd w:id="21"/>
+      <w:bookmarkEnd w:id="43"/>
       <w:r>
         <w:t>: Cambridge, UK, 2010.</w:t>
       </w:r>
@@ -22891,7 +23253,7 @@
 
 <file path=word/comments.xml><?xml version="1.0" encoding="utf-8"?>
 <w:comments xmlns:wpc="http://schemas.microsoft.com/office/word/2010/wordprocessingCanvas" xmlns:cx="http://schemas.microsoft.com/office/drawing/2014/chartex" xmlns:cx1="http://schemas.microsoft.com/office/drawing/2015/9/8/chartex" xmlns:cx2="http://schemas.microsoft.com/office/drawing/2015/10/21/chartex" xmlns:cx3="http://schemas.microsoft.com/office/drawing/2016/5/9/chartex" xmlns:cx4="http://schemas.microsoft.com/office/drawing/2016/5/10/chartex" xmlns:cx5="http://schemas.microsoft.com/office/drawing/2016/5/11/chartex" xmlns:cx6="http://schemas.microsoft.com/office/drawing/2016/5/12/chartex" xmlns:cx7="http://schemas.microsoft.com/office/drawing/2016/5/13/chartex" xmlns:cx8="http://schemas.microsoft.com/office/drawing/2016/5/14/chartex" xmlns:mc="http://schemas.openxmlformats.org/markup-compatibility/2006" xmlns:aink="http://schemas.microsoft.com/office/drawing/2016/ink" xmlns:am3d="http://schemas.microsoft.com/office/drawing/2017/model3d" xmlns:o="urn:schemas-microsoft-com:office:office" xmlns:oel="http://schemas.microsoft.com/office/2019/extlst" xmlns:r="http://schemas.openxmlformats.org/officeDocument/2006/relationships" xmlns:m="http://schemas.openxmlformats.org/officeDocument/2006/math" xmlns:v="urn:schemas-microsoft-com:vml" xmlns:wp14="http://schemas.microsoft.com/office/word/2010/wordprocessingDrawing" xmlns:wp="http://schemas.openxmlformats.org/drawingml/2006/wordprocessingDrawing" xmlns:w10="urn:schemas-microsoft-com:office:word" xmlns:w="http://schemas.openxmlformats.org/wordprocessingml/2006/main" xmlns:w14="http://schemas.microsoft.com/office/word/2010/wordml" xmlns:w15="http://schemas.microsoft.com/office/word/2012/wordml" xmlns:w16cex="http://schemas.microsoft.com/office/word/2018/wordml/cex" xmlns:w16cid="http://schemas.microsoft.com/office/word/2016/wordml/cid" xmlns:w16="http://schemas.microsoft.com/office/word/2018/wordml" xmlns:w16du="http://schemas.microsoft.com/office/word/2023/wordml/word16du" xmlns:w16sdtdh="http://schemas.microsoft.com/office/word/2020/wordml/sdtdatahash" xmlns:w16sdtfl="http://schemas.microsoft.com/office/word/2024/wordml/sdtformatlock" xmlns:w16se="http://schemas.microsoft.com/office/word/2015/wordml/symex" xmlns:wpg="http://schemas.microsoft.com/office/word/2010/wordprocessingGroup" xmlns:wpi="http://schemas.microsoft.com/office/word/2010/wordprocessingInk" xmlns:wne="http://schemas.microsoft.com/office/word/2006/wordml" xmlns:wps="http://schemas.microsoft.com/office/word/2010/wordprocessingShape" mc:Ignorable="w14 w15 w16se w16cid w16 w16cex w16sdtdh w16sdtfl w16du wp14">
-  <w:comment w:id="0" w:author="Shuji Yamamoto" w:date="2026-09-11T17:21:00Z" w:initials="SY">
+  <w:comment w:id="16" w:author="Shuji Yamamoto" w:date="2026-09-11T17:21:00Z" w:initials="SY">
     <w:p>
       <w:pPr>
         <w:pStyle w:val="af1"/>
@@ -24515,6 +24877,9 @@
 
 <file path=word/people.xml><?xml version="1.0" encoding="utf-8"?>
 <w15:people xmlns:wpc="http://schemas.microsoft.com/office/word/2010/wordprocessingCanvas" xmlns:cx="http://schemas.microsoft.com/office/drawing/2014/chartex" xmlns:cx1="http://schemas.microsoft.com/office/drawing/2015/9/8/chartex" xmlns:cx2="http://schemas.microsoft.com/office/drawing/2015/10/21/chartex" xmlns:cx3="http://schemas.microsoft.com/office/drawing/2016/5/9/chartex" xmlns:cx4="http://schemas.microsoft.com/office/drawing/2016/5/10/chartex" xmlns:cx5="http://schemas.microsoft.com/office/drawing/2016/5/11/chartex" xmlns:cx6="http://schemas.microsoft.com/office/drawing/2016/5/12/chartex" xmlns:cx7="http://schemas.microsoft.com/office/drawing/2016/5/13/chartex" xmlns:cx8="http://schemas.microsoft.com/office/drawing/2016/5/14/chartex" xmlns:mc="http://schemas.openxmlformats.org/markup-compatibility/2006" xmlns:aink="http://schemas.microsoft.com/office/drawing/2016/ink" xmlns:am3d="http://schemas.microsoft.com/office/drawing/2017/model3d" xmlns:o="urn:schemas-microsoft-com:office:office" xmlns:oel="http://schemas.microsoft.com/office/2019/extlst" xmlns:r="http://schemas.openxmlformats.org/officeDocument/2006/relationships" xmlns:m="http://schemas.openxmlformats.org/officeDocument/2006/math" xmlns:v="urn:schemas-microsoft-com:vml" xmlns:wp14="http://schemas.microsoft.com/office/word/2010/wordprocessingDrawing" xmlns:wp="http://schemas.openxmlformats.org/drawingml/2006/wordprocessingDrawing" xmlns:w10="urn:schemas-microsoft-com:office:word" xmlns:w="http://schemas.openxmlformats.org/wordprocessingml/2006/main" xmlns:w14="http://schemas.microsoft.com/office/word/2010/wordml" xmlns:w15="http://schemas.microsoft.com/office/word/2012/wordml" xmlns:w16cex="http://schemas.microsoft.com/office/word/2018/wordml/cex" xmlns:w16cid="http://schemas.microsoft.com/office/word/2016/wordml/cid" xmlns:w16="http://schemas.microsoft.com/office/word/2018/wordml" xmlns:w16du="http://schemas.microsoft.com/office/word/2023/wordml/word16du" xmlns:w16sdtdh="http://schemas.microsoft.com/office/word/2020/wordml/sdtdatahash" xmlns:w16sdtfl="http://schemas.microsoft.com/office/word/2024/wordml/sdtformatlock" xmlns:w16se="http://schemas.microsoft.com/office/word/2015/wordml/symex" xmlns:wpg="http://schemas.microsoft.com/office/word/2010/wordprocessingGroup" xmlns:wpi="http://schemas.microsoft.com/office/word/2010/wordprocessingInk" xmlns:wne="http://schemas.microsoft.com/office/word/2006/wordml" xmlns:wps="http://schemas.microsoft.com/office/word/2010/wordprocessingShape" mc:Ignorable="w14 w15 w16se w16cid w16 w16cex w16sdtdh w16sdtfl w16du wp14">
+  <w15:person w15:author="Shuji Yamamoto">
+    <w15:presenceInfo w15:providerId="AD" w15:userId="S::info@lisitimaging.onmicrosoft.com::e2466328-c909-4527-b6de-fd2b2e565672"/>
+  </w15:person>
   <w15:person w15:author="Shuji Yamamoto">
     <w15:presenceInfo w15:providerId="AD" w15:userId="S::info@lisitimaging.onmicrosoft.com::e2466328-c909-4527-b6de-fd2b2e565672"/>
   </w15:person>
